--- a/docs/emotion_matching_spec.docx
+++ b/docs/emotion_matching_spec.docx
@@ -40,6 +40,131 @@
       <w:r>
         <w:t>ElevenLabs solves this with voice cloning — the dubbed voice inherits the actor's prosodic style. We don't clone voices. Our moat has to be per-utterance emotional intelligence: detect what the actor is feeling, then control the TTS to deliver it.</w:t>
       </w:r>
+    </w:p>
+    <w:p>
+      <w:pPr>
+        <w:pStyle w:val="Heading1"/>
+      </w:pPr>
+      <w:r>
+        <w:t xml:space="preserve">Viewer Quality Research</w:t>
+      </w:r>
+    </w:p>
+    <w:p>
+      <w:pPr>
+        <w:pStyle w:val="Normal"/>
+      </w:pPr>
+      <w:r>
+        <w:t xml:space="preserve">Before defining quality targets, we need to know what viewers actually penalize. The research below informed our prioritization of emotion over lip sync.</w:t>
+      </w:r>
+    </w:p>
+    <w:p>
+      <w:pPr>
+        <w:pStyle w:val="Heading2"/>
+      </w:pPr>
+      <w:r>
+        <w:t xml:space="preserve">Priority Order (Research-Backed)</w:t>
+      </w:r>
+    </w:p>
+    <w:p>
+      <w:pPr>
+        <w:pStyle w:val="ListBullet"/>
+      </w:pPr>
+      <w:r>
+        <w:t xml:space="preserve">1. Emotional authenticity and vocal expressivity — the primary driver of viewer satisfaction and the main reason audiences abandon a dub or revert to subtitles. When emotional register is wrong (flat delivery in a tense scene, casual tone in a deathbed moment), viewers notice immediately even when they cannot articulate why.</w:t>
+      </w:r>
+    </w:p>
+    <w:p>
+      <w:pPr>
+        <w:pStyle w:val="ListBullet"/>
+      </w:pPr>
+      <w:r>
+        <w:t xml:space="preserve">2. Translation naturalness — dialogue that sounds written rather than spoken breaks immersion even when lip sync is perfect. Viewers respond to whether the dubbed character sounds like a real person talking.</w:t>
+      </w:r>
+    </w:p>
+    <w:p>
+      <w:pPr>
+        <w:pStyle w:val="ListBullet"/>
+      </w:pPr>
+      <w:r>
+        <w:t xml:space="preserve">3. Voice–character fit — a mismatch between the voice and the character's age, energy, or personality breaks trust faster than any sync error.</w:t>
+      </w:r>
+    </w:p>
+    <w:p>
+      <w:pPr>
+        <w:pStyle w:val="ListBullet"/>
+      </w:pPr>
+      <w:r>
+        <w:t xml:space="preserve">4. Lip sync — empirically the lowest priority. Professional dubbers (Amazon/TACL study, 319 hours, 54 titles) achieve lip sync only 12.4% of the time and deliberately refuse to sacrifice translation quality or vocal performance to gain sync. Viewers self-compensate via the "dubbing effect": eye-tracking shows dubbed-content audiences spend only ~5% of viewing time on actors' mouths (Romero-Fresco 2020). Forced AI lip sync (Netflix La Palma, 2024) was rated more disturbing than natural mismatch — uncanny valley over-correction is an active risk.</w:t>
+      </w:r>
+    </w:p>
+    <w:p>
+      <w:pPr>
+        <w:pStyle w:val="Heading2"/>
+      </w:pPr>
+      <w:r>
+        <w:t xml:space="preserve">Implication for This Spec</w:t>
+      </w:r>
+    </w:p>
+    <w:p>
+      <w:pPr>
+        <w:pStyle w:val="Normal"/>
+      </w:pPr>
+      <w:r>
+        <w:t xml:space="preserve">Our MOS rubric and Definition of Done correctly prioritize emotion_register over lip sync. This research validates that ordering. The viewer drop-off metric (−15% at emotional peaks) is the right north-star KPI — it measures what viewers actually penalize, not what is easiest to optimize.</w:t>
+      </w:r>
+    </w:p>
+    <w:p>
+      <w:pPr>
+        <w:pStyle w:val="Normal"/>
+      </w:pPr>
+      <w:r>
+        <w:t xml:space="preserve">One gap flagged by the research: translation naturalness (does dubbed dialogue sound spoken, not written?) is not yet in our rubric. Candidate for v3.1.</w:t>
+      </w:r>
+    </w:p>
+    <w:p>
+      <w:pPr>
+        <w:pStyle w:val="Heading2"/>
+      </w:pPr>
+      <w:r>
+        <w:t xml:space="preserve">Key Sources</w:t>
+      </w:r>
+    </w:p>
+    <w:p>
+      <w:pPr>
+        <w:pStyle w:val="ListBullet"/>
+      </w:pPr>
+      <w:r>
+        <w:t xml:space="preserve">Brannon et al., "Dubbing in Practice" — TACL 2023. https://arxiv.org/abs/2212.12137</w:t>
+      </w:r>
+    </w:p>
+    <w:p>
+      <w:pPr>
+        <w:pStyle w:val="ListBullet"/>
+      </w:pPr>
+      <w:r>
+        <w:t xml:space="preserve">Romero-Fresco, "The dubbing effect: an eye-tracking study" — JoSTrans 2020. https://doi.org/10.26034/cm.jostrans.2020.547</w:t>
+      </w:r>
+    </w:p>
+    <w:p>
+      <w:pPr>
+        <w:pStyle w:val="ListBullet"/>
+      </w:pPr>
+      <w:r>
+        <w:t xml:space="preserve">Netflix Dubbing Guiding Principles (official). https://partnerhelp.netflixstudios.com/hc/en-us/articles/10258052221459</w:t>
+      </w:r>
+    </w:p>
+    <w:p>
+      <w:pPr>
+        <w:pStyle w:val="ListBullet"/>
+      </w:pPr>
+      <w:r>
+        <w:t xml:space="preserve">DEG Creative Dubbing White Paper — December 2024. https://www.degonline.org/wp-content/uploads/2024/12/DEG_Creative-Dubbing_WhitePaper-online.pdf</w:t>
+      </w:r>
+    </w:p>
+    <w:p>
+      <w:pPr>
+        <w:pStyle w:val="Normal"/>
+      </w:pPr>
     </w:p>
     <w:p>
       <w:pPr>
